--- a/app/act_priema_template.docx
+++ b/app/act_priema_template.docx
@@ -50,7 +50,7 @@
           <w:sz w:val="20"/>
           <w:szCs w:val="20"/>
         </w:rPr>
-        <w:t xml:space="preserve">Индивидуальный предприниматель Галимзянов Эдгар Айратович (ИНН 165921923517, ОГРНИП 324169000199701), «Арендодатель», передал, а {{ fio }} ({{ birth_date }} г.р., паспорт {{ passport_number }}, выдан {{ passport_date }}), «Арендатор», принял во временное владение и пользование следующее Имущество:</w:t>
+        <w:t xml:space="preserve">{{ company_name }} (ИНН {{ company_inn }}, ОГРН/ОГРНИП {{ company_ogrn }}), «Арендодатель», передал, а {{ fio }} ({{ birth_date }} г.р., паспорт {{ passport_number }}, выдан {{ passport_date }}), «Арендатор», принял во временное владение и пользование следующее Имущество:</w:t>
       </w:r>
     </w:p>
     <w:p>
@@ -631,7 +631,7 @@
                 <w:sz w:val="16"/>
                 <w:szCs w:val="16"/>
               </w:rPr>
-              <w:t xml:space="preserve">ИП Галимзянов Эдгар Айратович</w:t>
+              <w:t xml:space="preserve">{{ company_short }}</w:t>
             </w:r>
           </w:p>
           <w:p>
@@ -644,7 +644,7 @@
                 <w:sz w:val="16"/>
                 <w:szCs w:val="16"/>
               </w:rPr>
-              <w:t xml:space="preserve">ИНН 165921923517, ОГРНИП 324169000199701</w:t>
+              <w:t xml:space="preserve">ИНН {{ company_inn }}, ОГРН/ОГРНИП {{ company_ogrn }}</w:t>
             </w:r>
           </w:p>
         </w:tc>
